--- a/TypeScript_documentation.docx
+++ b/TypeScript_documentation.docx
@@ -4235,6 +4235,122 @@
           <w14:ligatures w14:val="none"/>
         </w:rPr>
         <w:t>19. Objects</w:t>
+      </w:r>
+    </w:p>
+    <w:p>
+      <w:pPr>
+        <w:rPr>
+          <w:rFonts w:ascii="Roboto" w:eastAsia="Times New Roman" w:hAnsi="Roboto" w:cs="Times New Roman"/>
+          <w:b/>
+          <w:bCs/>
+          <w:color w:val="BF4E14" w:themeColor="accent2" w:themeShade="BF"/>
+          <w:kern w:val="0"/>
+          <w:sz w:val="16"/>
+          <w:szCs w:val="16"/>
+          <w:lang w:eastAsia="en-GB"/>
+          <w14:ligatures w14:val="none"/>
+        </w:rPr>
+      </w:pPr>
+    </w:p>
+    <w:p>
+      <w:pPr>
+        <w:rPr>
+          <w:rFonts w:ascii="Roboto" w:eastAsia="Times New Roman" w:hAnsi="Roboto" w:cs="Times New Roman"/>
+          <w:b/>
+          <w:bCs/>
+          <w:color w:val="BF4E14" w:themeColor="accent2" w:themeShade="BF"/>
+          <w:kern w:val="0"/>
+          <w:sz w:val="16"/>
+          <w:szCs w:val="16"/>
+          <w:lang w:eastAsia="en-GB"/>
+          <w14:ligatures w14:val="none"/>
+        </w:rPr>
+      </w:pPr>
+      <w:r>
+        <w:rPr>
+          <w:rFonts w:ascii="Roboto" w:eastAsia="Times New Roman" w:hAnsi="Roboto" w:cs="Times New Roman"/>
+          <w:b/>
+          <w:bCs/>
+          <w:color w:val="BF4E14" w:themeColor="accent2" w:themeShade="BF"/>
+          <w:kern w:val="0"/>
+          <w:sz w:val="16"/>
+          <w:szCs w:val="16"/>
+          <w:lang w:eastAsia="en-GB"/>
+          <w14:ligatures w14:val="none"/>
+        </w:rPr>
+        <w:t xml:space="preserve">20. OOPS </w:t>
+      </w:r>
+      <w:r>
+        <w:rPr>
+          <w:rFonts w:ascii="Roboto" w:eastAsia="Times New Roman" w:hAnsi="Roboto" w:cs="Times New Roman"/>
+          <w:b/>
+          <w:bCs/>
+          <w:color w:val="BF4E14" w:themeColor="accent2" w:themeShade="BF"/>
+          <w:kern w:val="0"/>
+          <w:sz w:val="16"/>
+          <w:szCs w:val="16"/>
+          <w:lang w:eastAsia="en-GB"/>
+          <w14:ligatures w14:val="none"/>
+        </w:rPr>
+        <w:t>–</w:t>
+      </w:r>
+      <w:r>
+        <w:rPr>
+          <w:rFonts w:ascii="Roboto" w:eastAsia="Times New Roman" w:hAnsi="Roboto" w:cs="Times New Roman"/>
+          <w:b/>
+          <w:bCs/>
+          <w:color w:val="BF4E14" w:themeColor="accent2" w:themeShade="BF"/>
+          <w:kern w:val="0"/>
+          <w:sz w:val="16"/>
+          <w:szCs w:val="16"/>
+          <w:lang w:eastAsia="en-GB"/>
+          <w14:ligatures w14:val="none"/>
+        </w:rPr>
+        <w:t xml:space="preserve"> Classes</w:t>
+      </w:r>
+    </w:p>
+    <w:p>
+      <w:pPr>
+        <w:rPr>
+          <w:rFonts w:ascii="Roboto" w:eastAsia="Times New Roman" w:hAnsi="Roboto" w:cs="Times New Roman"/>
+          <w:b/>
+          <w:bCs/>
+          <w:color w:val="BF4E14" w:themeColor="accent2" w:themeShade="BF"/>
+          <w:kern w:val="0"/>
+          <w:sz w:val="16"/>
+          <w:szCs w:val="16"/>
+          <w:lang w:eastAsia="en-GB"/>
+          <w14:ligatures w14:val="none"/>
+        </w:rPr>
+      </w:pPr>
+    </w:p>
+    <w:p>
+      <w:pPr>
+        <w:rPr>
+          <w:rFonts w:ascii="Roboto" w:eastAsia="Times New Roman" w:hAnsi="Roboto" w:cs="Times New Roman"/>
+          <w:b/>
+          <w:bCs/>
+          <w:color w:val="BF4E14" w:themeColor="accent2" w:themeShade="BF"/>
+          <w:kern w:val="0"/>
+          <w:sz w:val="16"/>
+          <w:szCs w:val="16"/>
+          <w:lang w:eastAsia="en-GB"/>
+          <w14:ligatures w14:val="none"/>
+        </w:rPr>
+      </w:pPr>
+      <w:r>
+        <w:rPr>
+          <w:rFonts w:ascii="Roboto" w:eastAsia="Times New Roman" w:hAnsi="Roboto" w:cs="Times New Roman"/>
+          <w:b/>
+          <w:bCs/>
+          <w:color w:val="BF4E14" w:themeColor="accent2" w:themeShade="BF"/>
+          <w:kern w:val="0"/>
+          <w:sz w:val="16"/>
+          <w:szCs w:val="16"/>
+          <w:lang w:eastAsia="en-GB"/>
+          <w14:ligatures w14:val="none"/>
+        </w:rPr>
+        <w:t>21. OOPS - Access modifiers and Variable scopes</w:t>
       </w:r>
       <w:r>
         <w:rPr>

--- a/TypeScript_documentation.docx
+++ b/TypeScript_documentation.docx
@@ -2939,10 +2939,10 @@
           <w:rFonts w:ascii="Roboto" w:eastAsia="Times New Roman" w:hAnsi="Roboto" w:cs="Times New Roman"/>
           <w:b/>
           <w:bCs/>
-          <w:color w:val="000000" w:themeColor="text1"/>
-          <w:kern w:val="0"/>
-          <w:sz w:val="16"/>
-          <w:szCs w:val="16"/>
+          <w:color w:val="BF4E14" w:themeColor="accent2" w:themeShade="BF"/>
+          <w:kern w:val="0"/>
+          <w:sz w:val="20"/>
+          <w:szCs w:val="20"/>
           <w:lang w:eastAsia="en-GB"/>
           <w14:ligatures w14:val="none"/>
         </w:rPr>
@@ -2954,10 +2954,10 @@
           <w:rFonts w:ascii="Roboto" w:eastAsia="Times New Roman" w:hAnsi="Roboto" w:cs="Times New Roman"/>
           <w:b/>
           <w:bCs/>
-          <w:color w:val="000000" w:themeColor="text1"/>
-          <w:kern w:val="0"/>
-          <w:sz w:val="16"/>
-          <w:szCs w:val="16"/>
+          <w:color w:val="BF4E14" w:themeColor="accent2" w:themeShade="BF"/>
+          <w:kern w:val="0"/>
+          <w:sz w:val="20"/>
+          <w:szCs w:val="20"/>
           <w:lang w:eastAsia="en-GB"/>
           <w14:ligatures w14:val="none"/>
         </w:rPr>
@@ -2969,10 +2969,10 @@
           <w:rFonts w:ascii="Roboto" w:eastAsia="Times New Roman" w:hAnsi="Roboto" w:cs="Times New Roman"/>
           <w:b/>
           <w:bCs/>
-          <w:color w:val="000000" w:themeColor="text1"/>
-          <w:kern w:val="0"/>
-          <w:sz w:val="16"/>
-          <w:szCs w:val="16"/>
+          <w:color w:val="BF4E14" w:themeColor="accent2" w:themeShade="BF"/>
+          <w:kern w:val="0"/>
+          <w:sz w:val="20"/>
+          <w:szCs w:val="20"/>
           <w:lang w:eastAsia="en-GB"/>
           <w14:ligatures w14:val="none"/>
         </w:rPr>
@@ -2984,10 +2984,10 @@
           <w:rFonts w:ascii="Roboto" w:eastAsia="Times New Roman" w:hAnsi="Roboto" w:cs="Times New Roman"/>
           <w:b/>
           <w:bCs/>
-          <w:color w:val="000000" w:themeColor="text1"/>
-          <w:kern w:val="0"/>
-          <w:sz w:val="16"/>
-          <w:szCs w:val="16"/>
+          <w:color w:val="BF4E14" w:themeColor="accent2" w:themeShade="BF"/>
+          <w:kern w:val="0"/>
+          <w:sz w:val="20"/>
+          <w:szCs w:val="20"/>
           <w:lang w:eastAsia="en-GB"/>
           <w14:ligatures w14:val="none"/>
         </w:rPr>
@@ -2999,10 +2999,10 @@
           <w:rFonts w:ascii="Roboto" w:eastAsia="Times New Roman" w:hAnsi="Roboto" w:cs="Times New Roman"/>
           <w:b/>
           <w:bCs/>
-          <w:color w:val="000000" w:themeColor="text1"/>
-          <w:kern w:val="0"/>
-          <w:sz w:val="16"/>
-          <w:szCs w:val="16"/>
+          <w:color w:val="BF4E14" w:themeColor="accent2" w:themeShade="BF"/>
+          <w:kern w:val="0"/>
+          <w:sz w:val="20"/>
+          <w:szCs w:val="20"/>
           <w:lang w:eastAsia="en-GB"/>
           <w14:ligatures w14:val="none"/>
         </w:rPr>
@@ -3014,10 +3014,10 @@
           <w:rFonts w:ascii="Roboto" w:eastAsia="Times New Roman" w:hAnsi="Roboto" w:cs="Times New Roman"/>
           <w:b/>
           <w:bCs/>
-          <w:color w:val="000000" w:themeColor="text1"/>
-          <w:kern w:val="0"/>
-          <w:sz w:val="16"/>
-          <w:szCs w:val="16"/>
+          <w:color w:val="BF4E14" w:themeColor="accent2" w:themeShade="BF"/>
+          <w:kern w:val="0"/>
+          <w:sz w:val="20"/>
+          <w:szCs w:val="20"/>
           <w:lang w:eastAsia="en-GB"/>
           <w14:ligatures w14:val="none"/>
         </w:rPr>
@@ -3029,10 +3029,10 @@
           <w:rFonts w:ascii="Roboto" w:eastAsia="Times New Roman" w:hAnsi="Roboto" w:cs="Times New Roman"/>
           <w:b/>
           <w:bCs/>
-          <w:color w:val="000000" w:themeColor="text1"/>
-          <w:kern w:val="0"/>
-          <w:sz w:val="16"/>
-          <w:szCs w:val="16"/>
+          <w:color w:val="BF4E14" w:themeColor="accent2" w:themeShade="BF"/>
+          <w:kern w:val="0"/>
+          <w:sz w:val="20"/>
+          <w:szCs w:val="20"/>
           <w:lang w:eastAsia="en-GB"/>
           <w14:ligatures w14:val="none"/>
         </w:rPr>
@@ -3044,10 +3044,10 @@
           <w:rFonts w:ascii="Roboto" w:eastAsia="Times New Roman" w:hAnsi="Roboto" w:cs="Times New Roman"/>
           <w:b/>
           <w:bCs/>
-          <w:color w:val="000000" w:themeColor="text1"/>
-          <w:kern w:val="0"/>
-          <w:sz w:val="16"/>
-          <w:szCs w:val="16"/>
+          <w:color w:val="BF4E14" w:themeColor="accent2" w:themeShade="BF"/>
+          <w:kern w:val="0"/>
+          <w:sz w:val="20"/>
+          <w:szCs w:val="20"/>
           <w:lang w:eastAsia="en-GB"/>
           <w14:ligatures w14:val="none"/>
         </w:rPr>
@@ -3059,10 +3059,10 @@
           <w:rFonts w:ascii="Roboto" w:eastAsia="Times New Roman" w:hAnsi="Roboto" w:cs="Times New Roman"/>
           <w:b/>
           <w:bCs/>
-          <w:color w:val="000000" w:themeColor="text1"/>
-          <w:kern w:val="0"/>
-          <w:sz w:val="16"/>
-          <w:szCs w:val="16"/>
+          <w:color w:val="BF4E14" w:themeColor="accent2" w:themeShade="BF"/>
+          <w:kern w:val="0"/>
+          <w:sz w:val="20"/>
+          <w:szCs w:val="20"/>
           <w:lang w:eastAsia="en-GB"/>
           <w14:ligatures w14:val="none"/>
         </w:rPr>
@@ -4352,6 +4352,282 @@
         </w:rPr>
         <w:t>21. OOPS - Access modifiers and Variable scopes</w:t>
       </w:r>
+    </w:p>
+    <w:p>
+      <w:pPr>
+        <w:rPr>
+          <w:rFonts w:ascii="Roboto" w:eastAsia="Times New Roman" w:hAnsi="Roboto" w:cs="Times New Roman"/>
+          <w:b/>
+          <w:bCs/>
+          <w:color w:val="BF4E14" w:themeColor="accent2" w:themeShade="BF"/>
+          <w:kern w:val="0"/>
+          <w:sz w:val="16"/>
+          <w:szCs w:val="16"/>
+          <w:lang w:eastAsia="en-GB"/>
+          <w14:ligatures w14:val="none"/>
+        </w:rPr>
+      </w:pPr>
+    </w:p>
+    <w:p>
+      <w:pPr>
+        <w:rPr>
+          <w:rFonts w:ascii="Roboto" w:eastAsia="Times New Roman" w:hAnsi="Roboto" w:cs="Times New Roman"/>
+          <w:b/>
+          <w:bCs/>
+          <w:color w:val="BF4E14" w:themeColor="accent2" w:themeShade="BF"/>
+          <w:kern w:val="0"/>
+          <w:sz w:val="16"/>
+          <w:szCs w:val="16"/>
+          <w:lang w:eastAsia="en-GB"/>
+          <w14:ligatures w14:val="none"/>
+        </w:rPr>
+      </w:pPr>
+      <w:r>
+        <w:rPr>
+          <w:rFonts w:ascii="Roboto" w:eastAsia="Times New Roman" w:hAnsi="Roboto" w:cs="Times New Roman"/>
+          <w:b/>
+          <w:bCs/>
+          <w:color w:val="BF4E14" w:themeColor="accent2" w:themeShade="BF"/>
+          <w:kern w:val="0"/>
+          <w:sz w:val="16"/>
+          <w:szCs w:val="16"/>
+          <w:lang w:eastAsia="en-GB"/>
+          <w14:ligatures w14:val="none"/>
+        </w:rPr>
+        <w:t>22. OOPS - Export and Import</w:t>
+      </w:r>
+    </w:p>
+    <w:p>
+      <w:pPr>
+        <w:rPr>
+          <w:rFonts w:ascii="Roboto" w:eastAsia="Times New Roman" w:hAnsi="Roboto" w:cs="Times New Roman"/>
+          <w:b/>
+          <w:bCs/>
+          <w:color w:val="BF4E14" w:themeColor="accent2" w:themeShade="BF"/>
+          <w:kern w:val="0"/>
+          <w:sz w:val="16"/>
+          <w:szCs w:val="16"/>
+          <w:lang w:eastAsia="en-GB"/>
+          <w14:ligatures w14:val="none"/>
+        </w:rPr>
+      </w:pPr>
+    </w:p>
+    <w:p>
+      <w:pPr>
+        <w:rPr>
+          <w:rFonts w:ascii="Roboto" w:eastAsia="Times New Roman" w:hAnsi="Roboto" w:cs="Times New Roman"/>
+          <w:b/>
+          <w:bCs/>
+          <w:color w:val="BF4E14" w:themeColor="accent2" w:themeShade="BF"/>
+          <w:kern w:val="0"/>
+          <w:sz w:val="16"/>
+          <w:szCs w:val="16"/>
+          <w:lang w:eastAsia="en-GB"/>
+          <w14:ligatures w14:val="none"/>
+        </w:rPr>
+      </w:pPr>
+      <w:r>
+        <w:rPr>
+          <w:rFonts w:ascii="Roboto" w:eastAsia="Times New Roman" w:hAnsi="Roboto" w:cs="Times New Roman"/>
+          <w:b/>
+          <w:bCs/>
+          <w:color w:val="BF4E14" w:themeColor="accent2" w:themeShade="BF"/>
+          <w:kern w:val="0"/>
+          <w:sz w:val="16"/>
+          <w:szCs w:val="16"/>
+          <w:lang w:eastAsia="en-GB"/>
+          <w14:ligatures w14:val="none"/>
+        </w:rPr>
+        <w:t xml:space="preserve">23. OOPS </w:t>
+      </w:r>
+      <w:r>
+        <w:rPr>
+          <w:rFonts w:ascii="Roboto" w:eastAsia="Times New Roman" w:hAnsi="Roboto" w:cs="Times New Roman"/>
+          <w:b/>
+          <w:bCs/>
+          <w:color w:val="BF4E14" w:themeColor="accent2" w:themeShade="BF"/>
+          <w:kern w:val="0"/>
+          <w:sz w:val="16"/>
+          <w:szCs w:val="16"/>
+          <w:lang w:eastAsia="en-GB"/>
+          <w14:ligatures w14:val="none"/>
+        </w:rPr>
+        <w:t>–</w:t>
+      </w:r>
+      <w:r>
+        <w:rPr>
+          <w:rFonts w:ascii="Roboto" w:eastAsia="Times New Roman" w:hAnsi="Roboto" w:cs="Times New Roman"/>
+          <w:b/>
+          <w:bCs/>
+          <w:color w:val="BF4E14" w:themeColor="accent2" w:themeShade="BF"/>
+          <w:kern w:val="0"/>
+          <w:sz w:val="16"/>
+          <w:szCs w:val="16"/>
+          <w:lang w:eastAsia="en-GB"/>
+          <w14:ligatures w14:val="none"/>
+        </w:rPr>
+        <w:t xml:space="preserve"> Inheritance</w:t>
+      </w:r>
+    </w:p>
+    <w:p>
+      <w:pPr>
+        <w:rPr>
+          <w:rFonts w:ascii="Roboto" w:eastAsia="Times New Roman" w:hAnsi="Roboto" w:cs="Times New Roman"/>
+          <w:b/>
+          <w:bCs/>
+          <w:color w:val="BF4E14" w:themeColor="accent2" w:themeShade="BF"/>
+          <w:kern w:val="0"/>
+          <w:sz w:val="16"/>
+          <w:szCs w:val="16"/>
+          <w:lang w:eastAsia="en-GB"/>
+          <w14:ligatures w14:val="none"/>
+        </w:rPr>
+      </w:pPr>
+    </w:p>
+    <w:p>
+      <w:pPr>
+        <w:rPr>
+          <w:rFonts w:ascii="Roboto" w:eastAsia="Times New Roman" w:hAnsi="Roboto" w:cs="Times New Roman"/>
+          <w:b/>
+          <w:bCs/>
+          <w:color w:val="BF4E14" w:themeColor="accent2" w:themeShade="BF"/>
+          <w:kern w:val="0"/>
+          <w:sz w:val="16"/>
+          <w:szCs w:val="16"/>
+          <w:lang w:eastAsia="en-GB"/>
+          <w14:ligatures w14:val="none"/>
+        </w:rPr>
+      </w:pPr>
+      <w:r>
+        <w:rPr>
+          <w:rFonts w:ascii="Roboto" w:eastAsia="Times New Roman" w:hAnsi="Roboto" w:cs="Times New Roman"/>
+          <w:b/>
+          <w:bCs/>
+          <w:color w:val="BF4E14" w:themeColor="accent2" w:themeShade="BF"/>
+          <w:kern w:val="0"/>
+          <w:sz w:val="16"/>
+          <w:szCs w:val="16"/>
+          <w:lang w:eastAsia="en-GB"/>
+          <w14:ligatures w14:val="none"/>
+        </w:rPr>
+        <w:t>24. OOPS - Abstract Classes</w:t>
+      </w:r>
+    </w:p>
+    <w:p>
+      <w:pPr>
+        <w:rPr>
+          <w:rFonts w:ascii="Roboto" w:eastAsia="Times New Roman" w:hAnsi="Roboto" w:cs="Times New Roman"/>
+          <w:b/>
+          <w:bCs/>
+          <w:color w:val="BF4E14" w:themeColor="accent2" w:themeShade="BF"/>
+          <w:kern w:val="0"/>
+          <w:sz w:val="16"/>
+          <w:szCs w:val="16"/>
+          <w:lang w:eastAsia="en-GB"/>
+          <w14:ligatures w14:val="none"/>
+        </w:rPr>
+      </w:pPr>
+    </w:p>
+    <w:p>
+      <w:pPr>
+        <w:rPr>
+          <w:rFonts w:ascii="Roboto" w:eastAsia="Times New Roman" w:hAnsi="Roboto" w:cs="Times New Roman"/>
+          <w:b/>
+          <w:bCs/>
+          <w:color w:val="BF4E14" w:themeColor="accent2" w:themeShade="BF"/>
+          <w:kern w:val="0"/>
+          <w:sz w:val="16"/>
+          <w:szCs w:val="16"/>
+          <w:lang w:eastAsia="en-GB"/>
+          <w14:ligatures w14:val="none"/>
+        </w:rPr>
+      </w:pPr>
+      <w:r>
+        <w:rPr>
+          <w:rFonts w:ascii="Roboto" w:eastAsia="Times New Roman" w:hAnsi="Roboto" w:cs="Times New Roman"/>
+          <w:b/>
+          <w:bCs/>
+          <w:color w:val="BF4E14" w:themeColor="accent2" w:themeShade="BF"/>
+          <w:kern w:val="0"/>
+          <w:sz w:val="16"/>
+          <w:szCs w:val="16"/>
+          <w:lang w:eastAsia="en-GB"/>
+          <w14:ligatures w14:val="none"/>
+        </w:rPr>
+        <w:t xml:space="preserve">25. OOPS </w:t>
+      </w:r>
+      <w:r>
+        <w:rPr>
+          <w:rFonts w:ascii="Roboto" w:eastAsia="Times New Roman" w:hAnsi="Roboto" w:cs="Times New Roman"/>
+          <w:b/>
+          <w:bCs/>
+          <w:color w:val="BF4E14" w:themeColor="accent2" w:themeShade="BF"/>
+          <w:kern w:val="0"/>
+          <w:sz w:val="16"/>
+          <w:szCs w:val="16"/>
+          <w:lang w:eastAsia="en-GB"/>
+          <w14:ligatures w14:val="none"/>
+        </w:rPr>
+        <w:t>–</w:t>
+      </w:r>
+      <w:r>
+        <w:rPr>
+          <w:rFonts w:ascii="Roboto" w:eastAsia="Times New Roman" w:hAnsi="Roboto" w:cs="Times New Roman"/>
+          <w:b/>
+          <w:bCs/>
+          <w:color w:val="BF4E14" w:themeColor="accent2" w:themeShade="BF"/>
+          <w:kern w:val="0"/>
+          <w:sz w:val="16"/>
+          <w:szCs w:val="16"/>
+          <w:lang w:eastAsia="en-GB"/>
+          <w14:ligatures w14:val="none"/>
+        </w:rPr>
+        <w:t xml:space="preserve"> Interfaces</w:t>
+      </w:r>
+    </w:p>
+    <w:p>
+      <w:pPr>
+        <w:rPr>
+          <w:rFonts w:ascii="Roboto" w:eastAsia="Times New Roman" w:hAnsi="Roboto" w:cs="Times New Roman"/>
+          <w:b/>
+          <w:bCs/>
+          <w:color w:val="BF4E14" w:themeColor="accent2" w:themeShade="BF"/>
+          <w:kern w:val="0"/>
+          <w:sz w:val="16"/>
+          <w:szCs w:val="16"/>
+          <w:lang w:eastAsia="en-GB"/>
+          <w14:ligatures w14:val="none"/>
+        </w:rPr>
+      </w:pPr>
+    </w:p>
+    <w:p>
+      <w:pPr>
+        <w:rPr>
+          <w:rFonts w:ascii="Roboto" w:eastAsia="Times New Roman" w:hAnsi="Roboto" w:cs="Times New Roman"/>
+          <w:b/>
+          <w:bCs/>
+          <w:color w:val="BF4E14" w:themeColor="accent2" w:themeShade="BF"/>
+          <w:kern w:val="0"/>
+          <w:sz w:val="16"/>
+          <w:szCs w:val="16"/>
+          <w:lang w:eastAsia="en-GB"/>
+          <w14:ligatures w14:val="none"/>
+        </w:rPr>
+      </w:pPr>
+      <w:r>
+        <w:rPr>
+          <w:rFonts w:ascii="Roboto" w:eastAsia="Times New Roman" w:hAnsi="Roboto" w:cs="Times New Roman"/>
+          <w:b/>
+          <w:bCs/>
+          <w:color w:val="BF4E14" w:themeColor="accent2" w:themeShade="BF"/>
+          <w:kern w:val="0"/>
+          <w:sz w:val="16"/>
+          <w:szCs w:val="16"/>
+          <w:lang w:eastAsia="en-GB"/>
+          <w14:ligatures w14:val="none"/>
+        </w:rPr>
+        <w:t>26. Getter and Setter</w:t>
+      </w:r>
       <w:r>
         <w:rPr>
           <w:rFonts w:ascii="Roboto" w:eastAsia="Times New Roman" w:hAnsi="Roboto" w:cs="Times New Roman"/>
@@ -4393,6 +4669,49 @@
           <w14:ligatures w14:val="none"/>
         </w:rPr>
         <w:t xml:space="preserve"> Pending</w:t>
+      </w:r>
+      <w:r>
+        <w:rPr>
+          <w:rFonts w:ascii="Roboto" w:eastAsia="Times New Roman" w:hAnsi="Roboto" w:cs="Times New Roman"/>
+          <w:b/>
+          <w:bCs/>
+          <w:color w:val="BF4E14" w:themeColor="accent2" w:themeShade="BF"/>
+          <w:kern w:val="0"/>
+          <w:sz w:val="16"/>
+          <w:szCs w:val="16"/>
+          <w:lang w:eastAsia="en-GB"/>
+          <w14:ligatures w14:val="none"/>
+        </w:rPr>
+        <w:br/>
+      </w:r>
+    </w:p>
+    <w:p>
+      <w:pPr>
+        <w:rPr>
+          <w:rFonts w:ascii="Roboto" w:eastAsia="Times New Roman" w:hAnsi="Roboto" w:cs="Times New Roman"/>
+          <w:b/>
+          <w:bCs/>
+          <w:color w:val="BF4E14" w:themeColor="accent2" w:themeShade="BF"/>
+          <w:kern w:val="0"/>
+          <w:sz w:val="16"/>
+          <w:szCs w:val="16"/>
+          <w:lang w:eastAsia="en-GB"/>
+          <w14:ligatures w14:val="none"/>
+        </w:rPr>
+      </w:pPr>
+      <w:r>
+        <w:rPr>
+          <w:rFonts w:ascii="Roboto" w:eastAsia="Times New Roman" w:hAnsi="Roboto" w:cs="Times New Roman"/>
+          <w:b/>
+          <w:bCs/>
+          <w:color w:val="BF4E14" w:themeColor="accent2" w:themeShade="BF"/>
+          <w:kern w:val="0"/>
+          <w:sz w:val="16"/>
+          <w:szCs w:val="16"/>
+          <w:lang w:eastAsia="en-GB"/>
+          <w14:ligatures w14:val="none"/>
+        </w:rPr>
+        <w:t>27. Exception Handling</w:t>
       </w:r>
     </w:p>
     <w:sectPr>

--- a/TypeScript_documentation.docx
+++ b/TypeScript_documentation.docx
@@ -4712,6 +4712,35 @@
           <w14:ligatures w14:val="none"/>
         </w:rPr>
         <w:t>27. Exception Handling</w:t>
+      </w:r>
+    </w:p>
+    <w:p>
+      <w:pPr>
+        <w:rPr>
+          <w:rFonts w:ascii="Roboto" w:eastAsia="Times New Roman" w:hAnsi="Roboto" w:cs="Times New Roman"/>
+          <w:b/>
+          <w:bCs/>
+          <w:color w:val="BF4E14" w:themeColor="accent2" w:themeShade="BF"/>
+          <w:kern w:val="0"/>
+          <w:sz w:val="16"/>
+          <w:szCs w:val="16"/>
+          <w:lang w:eastAsia="en-GB"/>
+          <w14:ligatures w14:val="none"/>
+        </w:rPr>
+      </w:pPr>
+      <w:r>
+        <w:rPr>
+          <w:rFonts w:ascii="Roboto" w:eastAsia="Times New Roman" w:hAnsi="Roboto" w:cs="Times New Roman"/>
+          <w:b/>
+          <w:bCs/>
+          <w:color w:val="BF4E14" w:themeColor="accent2" w:themeShade="BF"/>
+          <w:kern w:val="0"/>
+          <w:sz w:val="16"/>
+          <w:szCs w:val="16"/>
+          <w:lang w:eastAsia="en-GB"/>
+          <w14:ligatures w14:val="none"/>
+        </w:rPr>
+        <w:t>6:28</w:t>
       </w:r>
     </w:p>
     <w:sectPr>

--- a/TypeScript_documentation.docx
+++ b/TypeScript_documentation.docx
@@ -4728,20 +4728,307 @@
           <w14:ligatures w14:val="none"/>
         </w:rPr>
       </w:pPr>
-      <w:r>
-        <w:rPr>
-          <w:rFonts w:ascii="Roboto" w:eastAsia="Times New Roman" w:hAnsi="Roboto" w:cs="Times New Roman"/>
-          <w:b/>
-          <w:bCs/>
-          <w:color w:val="BF4E14" w:themeColor="accent2" w:themeShade="BF"/>
-          <w:kern w:val="0"/>
-          <w:sz w:val="16"/>
-          <w:szCs w:val="16"/>
-          <w:lang w:eastAsia="en-GB"/>
-          <w14:ligatures w14:val="none"/>
-        </w:rPr>
-        <w:t>6:28</w:t>
-      </w:r>
+    </w:p>
+    <w:p>
+      <w:pPr>
+        <w:rPr>
+          <w:rFonts w:ascii="Roboto" w:eastAsia="Times New Roman" w:hAnsi="Roboto" w:cs="Times New Roman"/>
+          <w:b/>
+          <w:bCs/>
+          <w:color w:val="00B050"/>
+          <w:kern w:val="0"/>
+          <w:sz w:val="20"/>
+          <w:szCs w:val="20"/>
+          <w:u w:val="single"/>
+          <w:lang w:eastAsia="en-GB"/>
+          <w14:ligatures w14:val="none"/>
+        </w:rPr>
+      </w:pPr>
+      <w:r>
+        <w:rPr>
+          <w:rFonts w:ascii="Roboto" w:eastAsia="Times New Roman" w:hAnsi="Roboto" w:cs="Times New Roman"/>
+          <w:b/>
+          <w:bCs/>
+          <w:color w:val="00B050"/>
+          <w:kern w:val="0"/>
+          <w:sz w:val="20"/>
+          <w:szCs w:val="20"/>
+          <w:u w:val="single"/>
+          <w:lang w:eastAsia="en-GB"/>
+          <w14:ligatures w14:val="none"/>
+        </w:rPr>
+        <w:t xml:space="preserve">===========   </w:t>
+      </w:r>
+      <w:r>
+        <w:rPr>
+          <w:rFonts w:ascii="Roboto" w:eastAsia="Times New Roman" w:hAnsi="Roboto" w:cs="Times New Roman"/>
+          <w:b/>
+          <w:bCs/>
+          <w:color w:val="00B050"/>
+          <w:kern w:val="0"/>
+          <w:sz w:val="20"/>
+          <w:szCs w:val="20"/>
+          <w:u w:val="single"/>
+          <w:lang w:eastAsia="en-GB"/>
+          <w14:ligatures w14:val="none"/>
+        </w:rPr>
+        <w:t xml:space="preserve">Section </w:t>
+      </w:r>
+      <w:r>
+        <w:rPr>
+          <w:rFonts w:ascii="Roboto" w:eastAsia="Times New Roman" w:hAnsi="Roboto" w:cs="Times New Roman"/>
+          <w:b/>
+          <w:bCs/>
+          <w:color w:val="00B050"/>
+          <w:kern w:val="0"/>
+          <w:sz w:val="20"/>
+          <w:szCs w:val="20"/>
+          <w:u w:val="single"/>
+          <w:lang w:eastAsia="en-GB"/>
+          <w14:ligatures w14:val="none"/>
+        </w:rPr>
+        <w:t>3</w:t>
+      </w:r>
+      <w:r>
+        <w:rPr>
+          <w:rFonts w:ascii="Roboto" w:eastAsia="Times New Roman" w:hAnsi="Roboto" w:cs="Times New Roman"/>
+          <w:b/>
+          <w:bCs/>
+          <w:color w:val="00B050"/>
+          <w:kern w:val="0"/>
+          <w:sz w:val="20"/>
+          <w:szCs w:val="20"/>
+          <w:u w:val="single"/>
+          <w:lang w:eastAsia="en-GB"/>
+          <w14:ligatures w14:val="none"/>
+        </w:rPr>
+        <w:t xml:space="preserve"> (TypeScript fundamentals)</w:t>
+      </w:r>
+      <w:r>
+        <w:rPr>
+          <w:rFonts w:ascii="Roboto" w:eastAsia="Times New Roman" w:hAnsi="Roboto" w:cs="Times New Roman"/>
+          <w:b/>
+          <w:bCs/>
+          <w:color w:val="00B050"/>
+          <w:kern w:val="0"/>
+          <w:sz w:val="20"/>
+          <w:szCs w:val="20"/>
+          <w:u w:val="single"/>
+          <w:lang w:eastAsia="en-GB"/>
+          <w14:ligatures w14:val="none"/>
+        </w:rPr>
+        <w:t xml:space="preserve"> ============</w:t>
+      </w:r>
+    </w:p>
+    <w:p>
+      <w:pPr>
+        <w:rPr>
+          <w:rFonts w:ascii="Roboto" w:eastAsia="Times New Roman" w:hAnsi="Roboto" w:cs="Times New Roman"/>
+          <w:b/>
+          <w:bCs/>
+          <w:color w:val="BF4E14" w:themeColor="accent2" w:themeShade="BF"/>
+          <w:kern w:val="0"/>
+          <w:sz w:val="16"/>
+          <w:szCs w:val="16"/>
+          <w:lang w:eastAsia="en-GB"/>
+          <w14:ligatures w14:val="none"/>
+        </w:rPr>
+      </w:pPr>
+    </w:p>
+    <w:p>
+      <w:pPr>
+        <w:rPr>
+          <w:rFonts w:ascii="Roboto" w:eastAsia="Times New Roman" w:hAnsi="Roboto" w:cs="Times New Roman"/>
+          <w:b/>
+          <w:bCs/>
+          <w:color w:val="BF4E14" w:themeColor="accent2" w:themeShade="BF"/>
+          <w:kern w:val="0"/>
+          <w:sz w:val="16"/>
+          <w:szCs w:val="16"/>
+          <w:lang w:eastAsia="en-GB"/>
+          <w14:ligatures w14:val="none"/>
+        </w:rPr>
+      </w:pPr>
+      <w:r>
+        <w:rPr>
+          <w:rFonts w:ascii="Roboto" w:eastAsia="Times New Roman" w:hAnsi="Roboto" w:cs="Times New Roman"/>
+          <w:b/>
+          <w:bCs/>
+          <w:color w:val="BF4E14" w:themeColor="accent2" w:themeShade="BF"/>
+          <w:kern w:val="0"/>
+          <w:sz w:val="16"/>
+          <w:szCs w:val="16"/>
+          <w:lang w:eastAsia="en-GB"/>
+          <w14:ligatures w14:val="none"/>
+        </w:rPr>
+        <w:t>28. Download the entire code used in Typescript lectures</w:t>
+      </w:r>
+    </w:p>
+    <w:p>
+      <w:pPr>
+        <w:rPr>
+          <w:rFonts w:ascii="Roboto" w:eastAsia="Times New Roman" w:hAnsi="Roboto" w:cs="Times New Roman"/>
+          <w:b/>
+          <w:bCs/>
+          <w:color w:val="BF4E14" w:themeColor="accent2" w:themeShade="BF"/>
+          <w:kern w:val="0"/>
+          <w:sz w:val="16"/>
+          <w:szCs w:val="16"/>
+          <w:lang w:eastAsia="en-GB"/>
+          <w14:ligatures w14:val="none"/>
+        </w:rPr>
+      </w:pPr>
+    </w:p>
+    <w:p>
+      <w:pPr>
+        <w:rPr>
+          <w:rFonts w:ascii="Roboto" w:eastAsia="Times New Roman" w:hAnsi="Roboto" w:cs="Times New Roman"/>
+          <w:b/>
+          <w:bCs/>
+          <w:color w:val="00B050"/>
+          <w:kern w:val="0"/>
+          <w:sz w:val="20"/>
+          <w:szCs w:val="20"/>
+          <w:u w:val="single"/>
+          <w:lang w:eastAsia="en-GB"/>
+          <w14:ligatures w14:val="none"/>
+        </w:rPr>
+      </w:pPr>
+      <w:r>
+        <w:rPr>
+          <w:rFonts w:ascii="Roboto" w:eastAsia="Times New Roman" w:hAnsi="Roboto" w:cs="Times New Roman"/>
+          <w:b/>
+          <w:bCs/>
+          <w:color w:val="00B050"/>
+          <w:kern w:val="0"/>
+          <w:sz w:val="20"/>
+          <w:szCs w:val="20"/>
+          <w:u w:val="single"/>
+          <w:lang w:eastAsia="en-GB"/>
+          <w14:ligatures w14:val="none"/>
+        </w:rPr>
+        <w:t xml:space="preserve">===========   </w:t>
+      </w:r>
+      <w:r>
+        <w:rPr>
+          <w:rFonts w:ascii="Roboto" w:eastAsia="Times New Roman" w:hAnsi="Roboto" w:cs="Times New Roman"/>
+          <w:b/>
+          <w:bCs/>
+          <w:color w:val="00B050"/>
+          <w:kern w:val="0"/>
+          <w:sz w:val="20"/>
+          <w:szCs w:val="20"/>
+          <w:u w:val="single"/>
+          <w:lang w:eastAsia="en-GB"/>
+          <w14:ligatures w14:val="none"/>
+        </w:rPr>
+        <w:t xml:space="preserve">Section </w:t>
+      </w:r>
+      <w:r>
+        <w:rPr>
+          <w:rFonts w:ascii="Roboto" w:eastAsia="Times New Roman" w:hAnsi="Roboto" w:cs="Times New Roman"/>
+          <w:b/>
+          <w:bCs/>
+          <w:color w:val="00B050"/>
+          <w:kern w:val="0"/>
+          <w:sz w:val="20"/>
+          <w:szCs w:val="20"/>
+          <w:u w:val="single"/>
+          <w:lang w:eastAsia="en-GB"/>
+          <w14:ligatures w14:val="none"/>
+        </w:rPr>
+        <w:t>4</w:t>
+      </w:r>
+      <w:r>
+        <w:rPr>
+          <w:rFonts w:ascii="Roboto" w:eastAsia="Times New Roman" w:hAnsi="Roboto" w:cs="Times New Roman"/>
+          <w:b/>
+          <w:bCs/>
+          <w:color w:val="00B050"/>
+          <w:kern w:val="0"/>
+          <w:sz w:val="20"/>
+          <w:szCs w:val="20"/>
+          <w:u w:val="single"/>
+          <w:lang w:eastAsia="en-GB"/>
+          <w14:ligatures w14:val="none"/>
+        </w:rPr>
+        <w:t xml:space="preserve"> (TypeScript fundamentals)</w:t>
+      </w:r>
+      <w:r>
+        <w:rPr>
+          <w:rFonts w:ascii="Roboto" w:eastAsia="Times New Roman" w:hAnsi="Roboto" w:cs="Times New Roman"/>
+          <w:b/>
+          <w:bCs/>
+          <w:color w:val="00B050"/>
+          <w:kern w:val="0"/>
+          <w:sz w:val="20"/>
+          <w:szCs w:val="20"/>
+          <w:u w:val="single"/>
+          <w:lang w:eastAsia="en-GB"/>
+          <w14:ligatures w14:val="none"/>
+        </w:rPr>
+        <w:t xml:space="preserve"> ============</w:t>
+      </w:r>
+    </w:p>
+    <w:p>
+      <w:pPr>
+        <w:rPr>
+          <w:rFonts w:ascii="Roboto" w:eastAsia="Times New Roman" w:hAnsi="Roboto" w:cs="Times New Roman"/>
+          <w:b/>
+          <w:bCs/>
+          <w:color w:val="00B050"/>
+          <w:kern w:val="0"/>
+          <w:sz w:val="20"/>
+          <w:szCs w:val="20"/>
+          <w:u w:val="single"/>
+          <w:lang w:eastAsia="en-GB"/>
+          <w14:ligatures w14:val="none"/>
+        </w:rPr>
+      </w:pPr>
+    </w:p>
+    <w:p>
+      <w:pPr>
+        <w:rPr>
+          <w:rFonts w:ascii="Roboto" w:eastAsia="Times New Roman" w:hAnsi="Roboto" w:cs="Times New Roman"/>
+          <w:b/>
+          <w:bCs/>
+          <w:color w:val="BF4E14" w:themeColor="accent2" w:themeShade="BF"/>
+          <w:kern w:val="0"/>
+          <w:sz w:val="16"/>
+          <w:szCs w:val="16"/>
+          <w:lang w:eastAsia="en-GB"/>
+          <w14:ligatures w14:val="none"/>
+        </w:rPr>
+      </w:pPr>
+      <w:r>
+        <w:rPr>
+          <w:rFonts w:ascii="Roboto" w:eastAsia="Times New Roman" w:hAnsi="Roboto" w:cs="Times New Roman"/>
+          <w:b/>
+          <w:bCs/>
+          <w:color w:val="BF4E14" w:themeColor="accent2" w:themeShade="BF"/>
+          <w:kern w:val="0"/>
+          <w:sz w:val="16"/>
+          <w:szCs w:val="16"/>
+          <w:lang w:eastAsia="en-GB"/>
+          <w14:ligatures w14:val="none"/>
+        </w:rPr>
+        <w:t>29. Getting started with Playwright - Installation</w:t>
+      </w:r>
+    </w:p>
+    <w:p>
+      <w:pPr>
+        <w:rPr>
+          <w:rFonts w:ascii="Roboto" w:eastAsia="Times New Roman" w:hAnsi="Roboto" w:cs="Times New Roman"/>
+          <w:b/>
+          <w:bCs/>
+          <w:color w:val="BF4E14" w:themeColor="accent2" w:themeShade="BF"/>
+          <w:kern w:val="0"/>
+          <w:sz w:val="16"/>
+          <w:szCs w:val="16"/>
+          <w:lang w:eastAsia="en-GB"/>
+          <w14:ligatures w14:val="none"/>
+        </w:rPr>
+      </w:pPr>
     </w:p>
     <w:sectPr>
       <w:pgSz w:w="11906" w:h="16838"/>
